--- a/docs/cse3mad_ass4_tdreport.docx
+++ b/docs/cse3mad_ass4_tdreport.docx
@@ -220,229 +220,41 @@
           <w:iCs/>
           <w:color w:val="808080" w:themeColor="background1" w:themeShade="80"/>
         </w:rPr>
-        <w:t>PASS  __tests__/safeRoute.test.ts</w:t>
-      </w:r>
-    </w:p>
-    <w:p>
-      <w:pPr>
-        <w:rPr>
-          <w:i/>
-          <w:iCs/>
-          <w:color w:val="808080" w:themeColor="background1" w:themeShade="80"/>
-        </w:rPr>
-      </w:pPr>
-      <w:r>
-        <w:rPr>
-          <w:i/>
-          <w:iCs/>
-          <w:color w:val="808080" w:themeColor="background1" w:themeShade="80"/>
-        </w:rPr>
-        <w:t xml:space="preserve">  SafeRoute Production Verification - Continuous Testing Suite</w:t>
-      </w:r>
-    </w:p>
-    <w:p>
-      <w:pPr>
-        <w:rPr>
-          <w:i/>
-          <w:iCs/>
-          <w:color w:val="808080" w:themeColor="background1" w:themeShade="80"/>
-        </w:rPr>
-      </w:pPr>
-      <w:r>
-        <w:rPr>
-          <w:i/>
-          <w:iCs/>
-          <w:color w:val="808080" w:themeColor="background1" w:themeShade="80"/>
-        </w:rPr>
-        <w:t xml:space="preserve">    Suite 1: Emergency Contact Form Processing</w:t>
-      </w:r>
-    </w:p>
-    <w:p>
-      <w:pPr>
-        <w:rPr>
-          <w:i/>
-          <w:iCs/>
-          <w:color w:val="808080" w:themeColor="background1" w:themeShade="80"/>
-        </w:rPr>
-      </w:pPr>
-      <w:r>
-        <w:rPr>
-          <w:i/>
-          <w:iCs/>
-          <w:color w:val="808080" w:themeColor="background1" w:themeShade="80"/>
-        </w:rPr>
-        <w:t xml:space="preserve">      ✓ should pass validation when name and phone are correctly structured (3 ms)</w:t>
-      </w:r>
-    </w:p>
-    <w:p>
-      <w:pPr>
-        <w:rPr>
-          <w:i/>
-          <w:iCs/>
-          <w:color w:val="808080" w:themeColor="background1" w:themeShade="80"/>
-        </w:rPr>
-      </w:pPr>
-      <w:r>
-        <w:rPr>
-          <w:i/>
-          <w:iCs/>
-          <w:color w:val="808080" w:themeColor="background1" w:themeShade="80"/>
-        </w:rPr>
-        <w:t xml:space="preserve">      ✓ should reject inputs if the contact name is completely empty</w:t>
-      </w:r>
-    </w:p>
-    <w:p>
-      <w:pPr>
-        <w:rPr>
-          <w:i/>
-          <w:iCs/>
-          <w:color w:val="808080" w:themeColor="background1" w:themeShade="80"/>
-        </w:rPr>
-      </w:pPr>
-      <w:r>
-        <w:rPr>
-          <w:i/>
-          <w:iCs/>
-          <w:color w:val="808080" w:themeColor="background1" w:themeShade="80"/>
-        </w:rPr>
-        <w:t xml:space="preserve">      ✓ should reject poorly formatted or short text phone strings (1 ms)</w:t>
-      </w:r>
-    </w:p>
-    <w:p>
-      <w:pPr>
-        <w:rPr>
-          <w:i/>
-          <w:iCs/>
-          <w:color w:val="808080" w:themeColor="background1" w:themeShade="80"/>
-        </w:rPr>
-      </w:pPr>
-      <w:r>
-        <w:rPr>
-          <w:i/>
-          <w:iCs/>
-          <w:color w:val="808080" w:themeColor="background1" w:themeShade="80"/>
-        </w:rPr>
-        <w:t xml:space="preserve">    Suite 2: Accelerometer Vector Threshold Calculations</w:t>
-      </w:r>
-    </w:p>
-    <w:p>
-      <w:pPr>
-        <w:rPr>
-          <w:i/>
-          <w:iCs/>
-          <w:color w:val="808080" w:themeColor="background1" w:themeShade="80"/>
-        </w:rPr>
-      </w:pPr>
-      <w:r>
-        <w:rPr>
-          <w:i/>
-          <w:iCs/>
-          <w:color w:val="808080" w:themeColor="background1" w:themeShade="80"/>
-        </w:rPr>
-        <w:t xml:space="preserve">      ✓ should calculate baseline stationary gravity forces properly (~1.0G)</w:t>
-      </w:r>
-    </w:p>
-    <w:p>
-      <w:pPr>
-        <w:rPr>
-          <w:i/>
-          <w:iCs/>
-          <w:color w:val="808080" w:themeColor="background1" w:themeShade="80"/>
-        </w:rPr>
-      </w:pPr>
-      <w:r>
-        <w:rPr>
-          <w:i/>
-          <w:iCs/>
-          <w:color w:val="808080" w:themeColor="background1" w:themeShade="80"/>
-        </w:rPr>
-        <w:t xml:space="preserve">      ✓ should flag an impact alert when acceleration vector crosses &gt;4.5G (1 ms)</w:t>
-      </w:r>
-    </w:p>
-    <w:p>
-      <w:pPr>
-        <w:rPr>
-          <w:i/>
-          <w:iCs/>
-          <w:color w:val="808080" w:themeColor="background1" w:themeShade="80"/>
-        </w:rPr>
-      </w:pPr>
-      <w:r>
-        <w:rPr>
-          <w:i/>
-          <w:iCs/>
-          <w:color w:val="808080" w:themeColor="background1" w:themeShade="80"/>
-        </w:rPr>
-        <w:t xml:space="preserve">      ✓ should not trigger an alert during safe, low-velocity human motion</w:t>
-      </w:r>
-    </w:p>
-    <w:p>
-      <w:pPr>
-        <w:rPr>
-          <w:i/>
-          <w:iCs/>
-          <w:color w:val="808080" w:themeColor="background1" w:themeShade="80"/>
-        </w:rPr>
-      </w:pPr>
-      <w:r>
-        <w:rPr>
-          <w:i/>
-          <w:iCs/>
-          <w:color w:val="808080" w:themeColor="background1" w:themeShade="80"/>
-        </w:rPr>
-        <w:br w:type="page"/>
-      </w:r>
-    </w:p>
-    <w:p>
-      <w:pPr>
-        <w:rPr>
-          <w:i/>
-          <w:iCs/>
-          <w:color w:val="808080" w:themeColor="background1" w:themeShade="80"/>
-        </w:rPr>
-      </w:pPr>
-      <w:r>
-        <w:rPr>
-          <w:i/>
-          <w:iCs/>
-          <w:color w:val="808080" w:themeColor="background1" w:themeShade="80"/>
-        </w:rPr>
-        <w:lastRenderedPageBreak/>
-        <w:t xml:space="preserve">    Suite 3: SQLite Database Breadcrumb Core CRUD Simulation</w:t>
-      </w:r>
-    </w:p>
-    <w:p>
-      <w:pPr>
-        <w:rPr>
-          <w:i/>
-          <w:iCs/>
-          <w:color w:val="808080" w:themeColor="background1" w:themeShade="80"/>
-        </w:rPr>
-      </w:pPr>
-      <w:r>
-        <w:rPr>
-          <w:i/>
-          <w:iCs/>
-          <w:color w:val="808080" w:themeColor="background1" w:themeShade="80"/>
-        </w:rPr>
-        <w:t xml:space="preserve">      ✓ should successfully insert a new coordinate row into the tracking history</w:t>
-      </w:r>
-    </w:p>
-    <w:p>
-      <w:pPr>
-        <w:rPr>
-          <w:i/>
-          <w:iCs/>
-          <w:color w:val="808080" w:themeColor="background1" w:themeShade="80"/>
-        </w:rPr>
-      </w:pPr>
-      <w:r>
-        <w:rPr>
-          <w:i/>
-          <w:iCs/>
-          <w:color w:val="808080" w:themeColor="background1" w:themeShade="80"/>
-        </w:rPr>
-        <w:t xml:space="preserve">      ✓ should fetch all historical tracking coordinates in strict chronological row order (1 ms)</w:t>
+        <w:drawing>
+          <wp:inline distT="0" distB="0" distL="0" distR="0" wp14:anchorId="079521FE" wp14:editId="3EE1EFA3">
+            <wp:extent cx="5731510" cy="2226945"/>
+            <wp:effectExtent l="0" t="0" r="2540" b="1905"/>
+            <wp:docPr id="1931947308" name="Picture 1"/>
+            <wp:cNvGraphicFramePr>
+              <a:graphicFrameLocks xmlns:a="http://schemas.openxmlformats.org/drawingml/2006/main" noChangeAspect="1"/>
+            </wp:cNvGraphicFramePr>
+            <a:graphic xmlns:a="http://schemas.openxmlformats.org/drawingml/2006/main">
+              <a:graphicData uri="http://schemas.openxmlformats.org/drawingml/2006/picture">
+                <pic:pic xmlns:pic="http://schemas.openxmlformats.org/drawingml/2006/picture">
+                  <pic:nvPicPr>
+                    <pic:cNvPr id="1931947308" name=""/>
+                    <pic:cNvPicPr/>
+                  </pic:nvPicPr>
+                  <pic:blipFill>
+                    <a:blip r:embed="rId5"/>
+                    <a:stretch>
+                      <a:fillRect/>
+                    </a:stretch>
+                  </pic:blipFill>
+                  <pic:spPr>
+                    <a:xfrm>
+                      <a:off x="0" y="0"/>
+                      <a:ext cx="5731510" cy="2226945"/>
+                    </a:xfrm>
+                    <a:prstGeom prst="rect">
+                      <a:avLst/>
+                    </a:prstGeom>
+                  </pic:spPr>
+                </pic:pic>
+              </a:graphicData>
+            </a:graphic>
+          </wp:inline>
+        </w:drawing>
       </w:r>
     </w:p>
     <w:p>
@@ -511,6 +323,7 @@
           <w:b/>
           <w:bCs/>
         </w:rPr>
+        <w:lastRenderedPageBreak/>
         <w:t>Test 3 (Negative Phone Length Gate):</w:t>
       </w:r>
       <w:r>
@@ -682,13 +495,7 @@
             <w:rPr>
               <w:rFonts w:ascii="Cambria Math" w:hAnsi="Cambria Math"/>
             </w:rPr>
-            <m:t>≈</m:t>
-          </m:r>
-          <m:r>
-            <w:rPr>
-              <w:rFonts w:ascii="Cambria Math" w:hAnsi="Cambria Math"/>
-            </w:rPr>
-            <m:t>1.0</m:t>
+            <m:t>≈1.0</m:t>
           </m:r>
         </m:oMath>
       </m:oMathPara>
@@ -823,7 +630,6 @@
           <w:b/>
           <w:bCs/>
         </w:rPr>
-        <w:lastRenderedPageBreak/>
         <w:br w:type="page"/>
       </w:r>
     </w:p>
@@ -845,13 +651,7 @@
     </w:p>
     <w:p>
       <w:r>
-        <w:t xml:space="preserve">To prove that SafeRoute remains rock-solid in real-world environments,  compiled installation package (SafeRoute.apk) was deployed directly to Google’s cloud testing data </w:t>
-      </w:r>
-      <w:r>
-        <w:t>centres</w:t>
-      </w:r>
-      <w:r>
-        <w:t xml:space="preserve"> using </w:t>
+        <w:t xml:space="preserve">To prove that SafeRoute remains rock-solid in real-world environments,  compiled installation package (SafeRoute.apk) was deployed directly to Google’s cloud testing data centres using </w:t>
       </w:r>
       <w:r>
         <w:rPr>
@@ -1445,15 +1245,7 @@
         <w:t>ts-jest framework</w:t>
       </w:r>
       <w:r>
-        <w:t xml:space="preserve"> was a </w:t>
-      </w:r>
-      <w:proofErr w:type="gramStart"/>
-      <w:r>
-        <w:t>game-changer</w:t>
-      </w:r>
-      <w:proofErr w:type="gramEnd"/>
-      <w:r>
-        <w:t>. It allowed us to thoroughly test  complex G-force equations and database query patterns instantly, without wasting development time loading heavy mobile system emulators for simple logic checks.</w:t>
+        <w:t xml:space="preserve"> was a game-changer. It allowed us to thoroughly test  complex G-force equations and database query patterns instantly, without wasting development time loading heavy mobile system emulators for simple logic checks.</w:t>
       </w:r>
     </w:p>
     <w:p>
@@ -3611,6 +3403,7 @@
   <w:style w:type="character" w:default="1" w:styleId="DefaultParagraphFont">
     <w:name w:val="Default Paragraph Font"/>
     <w:uiPriority w:val="1"/>
+    <w:semiHidden/>
     <w:unhideWhenUsed/>
   </w:style>
   <w:style w:type="table" w:default="1" w:styleId="TableNormal">
